--- a/templates/培训活动影像.docx
+++ b/templates/培训活动影像.docx
@@ -1632,16 +1632,4 @@
     </a:ext>
   </a:extLst>
 </a:theme>
-</file>
-
-<file path=customXml/item1.xml><?xml version="1.0" encoding="utf-8"?>
-<b:Sources xmlns:b="http://schemas.openxmlformats.org/officeDocument/2006/bibliography" xmlns="http://schemas.openxmlformats.org/officeDocument/2006/bibliography" SelectedStyle="" StyleName=""/>
-</file>
-
-<file path=customXml/itemProps1.xml><?xml version="1.0" encoding="utf-8"?>
-<ds:datastoreItem xmlns:ds="http://schemas.openxmlformats.org/officeDocument/2006/customXml" ds:itemID="{DAADE5E4-0E35-445D-B361-77EF85CDBD40}">
-  <ds:schemaRefs>
-    <ds:schemaRef ds:uri="http://schemas.openxmlformats.org/officeDocument/2006/bibliography"/>
-  </ds:schemaRefs>
-</ds:datastoreItem>
 </file>